--- a/unit-3-deployment/topic-13-assignment/unit-0-assign-1/archive/template.docx
+++ b/unit-3-deployment/topic-13-assignment/unit-0-assign-1/archive/template.docx
@@ -99,8 +99,6 @@
       </w:r>
       <w:r>
         <w:tab/>
-      </w:r>
-      <w:r>
         <w:t>___________________________________</w:t>
       </w:r>
     </w:p>
@@ -129,8 +127,6 @@
       </w:r>
       <w:r>
         <w:tab/>
-      </w:r>
-      <w:r>
         <w:t>___________________________________</w:t>
       </w:r>
     </w:p>
@@ -153,8 +149,6 @@
       </w:r>
       <w:r>
         <w:tab/>
-      </w:r>
-      <w:r>
         <w:t>___________________________________</w:t>
       </w:r>
     </w:p>
@@ -175,30 +169,20 @@
       </w:r>
       <w:r>
         <w:tab/>
-      </w:r>
-      <w:r>
         <w:t>___________________________________</w:t>
       </w:r>
     </w:p>
     <w:p>
       <w:proofErr w:type="spellStart"/>
       <w:r>
-        <w:t>Placemark</w:t>
-      </w:r>
-      <w:r>
-        <w:t>SvelteKit</w:t>
+        <w:t>PlacemarkSvelteKit</w:t>
       </w:r>
       <w:proofErr w:type="spellEnd"/>
       <w:r>
-        <w:t xml:space="preserve"> Deployed URL</w:t>
-      </w:r>
-      <w:r>
-        <w:t xml:space="preserve"> (if attempted):</w:t>
+        <w:t xml:space="preserve"> Deployed URL (if attempted):</w:t>
       </w:r>
       <w:r>
         <w:tab/>
-      </w:r>
-      <w:r>
         <w:t>___________________________________</w:t>
       </w:r>
     </w:p>
@@ -218,12 +202,12 @@
         <w:tblLook w:val="04A0" w:firstRow="1" w:lastRow="0" w:firstColumn="1" w:lastColumn="0" w:noHBand="0" w:noVBand="1"/>
       </w:tblPr>
       <w:tblGrid>
-        <w:gridCol w:w="1093"/>
-        <w:gridCol w:w="2214"/>
-        <w:gridCol w:w="2219"/>
-        <w:gridCol w:w="2288"/>
-        <w:gridCol w:w="2314"/>
-        <w:gridCol w:w="2440"/>
+        <w:gridCol w:w="1693"/>
+        <w:gridCol w:w="1985"/>
+        <w:gridCol w:w="1848"/>
+        <w:gridCol w:w="2546"/>
+        <w:gridCol w:w="2410"/>
+        <w:gridCol w:w="2086"/>
         <w:gridCol w:w="2314"/>
       </w:tblGrid>
       <w:tr>
@@ -232,7 +216,7 @@
         </w:trPr>
         <w:tc>
           <w:tcPr>
-            <w:tcW w:w="1093" w:type="dxa"/>
+            <w:tcW w:w="1693" w:type="dxa"/>
             <w:tcBorders>
               <w:top w:val="single" w:sz="6" w:space="0" w:color="9A9A9A"/>
               <w:left w:val="single" w:sz="6" w:space="0" w:color="9A9A9A"/>
@@ -264,7 +248,7 @@
         </w:tc>
         <w:tc>
           <w:tcPr>
-            <w:tcW w:w="2214" w:type="dxa"/>
+            <w:tcW w:w="1985" w:type="dxa"/>
             <w:tcBorders>
               <w:top w:val="single" w:sz="6" w:space="0" w:color="9A9A9A"/>
               <w:left w:val="single" w:sz="6" w:space="0" w:color="9A9A9A"/>
@@ -306,7 +290,7 @@
         </w:tc>
         <w:tc>
           <w:tcPr>
-            <w:tcW w:w="2219" w:type="dxa"/>
+            <w:tcW w:w="1848" w:type="dxa"/>
             <w:tcBorders>
               <w:top w:val="single" w:sz="6" w:space="0" w:color="9A9A9A"/>
               <w:left w:val="single" w:sz="6" w:space="0" w:color="9A9A9A"/>
@@ -348,7 +332,7 @@
         </w:tc>
         <w:tc>
           <w:tcPr>
-            <w:tcW w:w="2288" w:type="dxa"/>
+            <w:tcW w:w="2546" w:type="dxa"/>
             <w:tcBorders>
               <w:top w:val="single" w:sz="6" w:space="0" w:color="9A9A9A"/>
               <w:left w:val="single" w:sz="6" w:space="0" w:color="9A9A9A"/>
@@ -390,7 +374,7 @@
         </w:tc>
         <w:tc>
           <w:tcPr>
-            <w:tcW w:w="2314" w:type="dxa"/>
+            <w:tcW w:w="2410" w:type="dxa"/>
             <w:tcBorders>
               <w:top w:val="single" w:sz="6" w:space="0" w:color="9A9A9A"/>
               <w:left w:val="single" w:sz="6" w:space="0" w:color="9A9A9A"/>
@@ -432,7 +416,7 @@
         </w:tc>
         <w:tc>
           <w:tcPr>
-            <w:tcW w:w="2440" w:type="dxa"/>
+            <w:tcW w:w="2086" w:type="dxa"/>
             <w:tcBorders>
               <w:top w:val="single" w:sz="6" w:space="0" w:color="9A9A9A"/>
               <w:left w:val="single" w:sz="6" w:space="0" w:color="9A9A9A"/>
@@ -521,7 +505,7 @@
         </w:trPr>
         <w:tc>
           <w:tcPr>
-            <w:tcW w:w="1093" w:type="dxa"/>
+            <w:tcW w:w="1693" w:type="dxa"/>
             <w:tcBorders>
               <w:top w:val="single" w:sz="6" w:space="0" w:color="9A9A9A"/>
               <w:left w:val="single" w:sz="6" w:space="0" w:color="9A9A9A"/>
@@ -559,13 +543,13 @@
                 <w:lang w:eastAsia="en-GB"/>
                 <w14:ligatures w14:val="none"/>
               </w:rPr>
-              <w:t>Max 30%</w:t>
-            </w:r>
-          </w:p>
-        </w:tc>
-        <w:tc>
-          <w:tcPr>
-            <w:tcW w:w="2214" w:type="dxa"/>
+              <w:t>Level 1</w:t>
+            </w:r>
+          </w:p>
+        </w:tc>
+        <w:tc>
+          <w:tcPr>
+            <w:tcW w:w="1985" w:type="dxa"/>
             <w:tcBorders>
               <w:top w:val="single" w:sz="6" w:space="0" w:color="9A9A9A"/>
               <w:left w:val="single" w:sz="6" w:space="0" w:color="9A9A9A"/>
@@ -609,7 +593,7 @@
         </w:tc>
         <w:tc>
           <w:tcPr>
-            <w:tcW w:w="2219" w:type="dxa"/>
+            <w:tcW w:w="1848" w:type="dxa"/>
             <w:tcBorders>
               <w:top w:val="single" w:sz="6" w:space="0" w:color="9A9A9A"/>
               <w:left w:val="single" w:sz="6" w:space="0" w:color="9A9A9A"/>
@@ -653,7 +637,7 @@
         </w:tc>
         <w:tc>
           <w:tcPr>
-            <w:tcW w:w="2288" w:type="dxa"/>
+            <w:tcW w:w="2546" w:type="dxa"/>
             <w:tcBorders>
               <w:top w:val="single" w:sz="6" w:space="0" w:color="9A9A9A"/>
               <w:left w:val="single" w:sz="6" w:space="0" w:color="9A9A9A"/>
@@ -697,7 +681,7 @@
         </w:tc>
         <w:tc>
           <w:tcPr>
-            <w:tcW w:w="2314" w:type="dxa"/>
+            <w:tcW w:w="2410" w:type="dxa"/>
             <w:tcBorders>
               <w:top w:val="single" w:sz="6" w:space="0" w:color="9A9A9A"/>
               <w:left w:val="single" w:sz="6" w:space="0" w:color="9A9A9A"/>
@@ -741,7 +725,7 @@
         </w:tc>
         <w:tc>
           <w:tcPr>
-            <w:tcW w:w="2440" w:type="dxa"/>
+            <w:tcW w:w="2086" w:type="dxa"/>
             <w:tcBorders>
               <w:top w:val="single" w:sz="6" w:space="0" w:color="9A9A9A"/>
               <w:left w:val="single" w:sz="6" w:space="0" w:color="9A9A9A"/>
@@ -830,11 +814,11 @@
       </w:tr>
       <w:tr>
         <w:trPr>
-          <w:trHeight w:val="1630"/>
+          <w:trHeight w:val="1048"/>
         </w:trPr>
         <w:tc>
           <w:tcPr>
-            <w:tcW w:w="1093" w:type="dxa"/>
+            <w:tcW w:w="1693" w:type="dxa"/>
             <w:tcBorders>
               <w:top w:val="single" w:sz="6" w:space="0" w:color="9A9A9A"/>
               <w:left w:val="single" w:sz="6" w:space="0" w:color="9A9A9A"/>
@@ -872,37 +856,13 @@
                 <w:lang w:eastAsia="en-GB"/>
                 <w14:ligatures w14:val="none"/>
               </w:rPr>
-              <w:t>Max</w:t>
-            </w:r>
-          </w:p>
-          <w:p>
-            <w:pPr>
-              <w:spacing w:after="0" w:line="240" w:lineRule="auto"/>
-              <w:jc w:val="center"/>
-              <w:rPr>
-                <w:rFonts w:ascii="Times New Roman" w:eastAsia="Times New Roman" w:hAnsi="Times New Roman" w:cs="Times New Roman"/>
-                <w:kern w:val="0"/>
-                <w:lang w:eastAsia="en-GB"/>
-                <w14:ligatures w14:val="none"/>
-              </w:rPr>
-            </w:pPr>
-            <w:r>
-              <w:rPr>
-                <w:rFonts w:ascii="Helvetica Neue" w:eastAsia="Times New Roman" w:hAnsi="Helvetica Neue" w:cs="Times New Roman"/>
-                <w:b/>
-                <w:bCs/>
-                <w:color w:val="343434"/>
-                <w:kern w:val="0"/>
-                <w:lang w:eastAsia="en-GB"/>
-                <w14:ligatures w14:val="none"/>
-              </w:rPr>
-              <w:t>60%</w:t>
-            </w:r>
-          </w:p>
-        </w:tc>
-        <w:tc>
-          <w:tcPr>
-            <w:tcW w:w="2214" w:type="dxa"/>
+              <w:t>Level 2</w:t>
+            </w:r>
+          </w:p>
+        </w:tc>
+        <w:tc>
+          <w:tcPr>
+            <w:tcW w:w="1985" w:type="dxa"/>
             <w:tcBorders>
               <w:top w:val="single" w:sz="6" w:space="0" w:color="9A9A9A"/>
               <w:left w:val="single" w:sz="6" w:space="0" w:color="9A9A9A"/>
@@ -946,7 +906,7 @@
         </w:tc>
         <w:tc>
           <w:tcPr>
-            <w:tcW w:w="2219" w:type="dxa"/>
+            <w:tcW w:w="1848" w:type="dxa"/>
             <w:tcBorders>
               <w:top w:val="single" w:sz="6" w:space="0" w:color="9A9A9A"/>
               <w:left w:val="single" w:sz="6" w:space="0" w:color="9A9A9A"/>
@@ -990,7 +950,7 @@
         </w:tc>
         <w:tc>
           <w:tcPr>
-            <w:tcW w:w="2288" w:type="dxa"/>
+            <w:tcW w:w="2546" w:type="dxa"/>
             <w:tcBorders>
               <w:top w:val="single" w:sz="6" w:space="0" w:color="9A9A9A"/>
               <w:left w:val="single" w:sz="6" w:space="0" w:color="9A9A9A"/>
@@ -1034,7 +994,7 @@
         </w:tc>
         <w:tc>
           <w:tcPr>
-            <w:tcW w:w="2314" w:type="dxa"/>
+            <w:tcW w:w="2410" w:type="dxa"/>
             <w:tcBorders>
               <w:top w:val="single" w:sz="6" w:space="0" w:color="9A9A9A"/>
               <w:left w:val="single" w:sz="6" w:space="0" w:color="9A9A9A"/>
@@ -1078,7 +1038,7 @@
         </w:tc>
         <w:tc>
           <w:tcPr>
-            <w:tcW w:w="2440" w:type="dxa"/>
+            <w:tcW w:w="2086" w:type="dxa"/>
             <w:tcBorders>
               <w:top w:val="single" w:sz="6" w:space="0" w:color="9A9A9A"/>
               <w:left w:val="single" w:sz="6" w:space="0" w:color="9A9A9A"/>
@@ -1242,13 +1202,25 @@
           <w:p>
             <w:pPr>
               <w:spacing w:after="0" w:line="240" w:lineRule="auto"/>
+              <w:jc w:val="center"/>
               <w:rPr>
                 <w:rFonts w:ascii="Helvetica" w:eastAsia="Times New Roman" w:hAnsi="Helvetica" w:cs="Times New Roman"/>
-                <w:kern w:val="0"/>
-                <w:lang w:eastAsia="en-GB"/>
-                <w14:ligatures w14:val="none"/>
-              </w:rPr>
-            </w:pPr>
+                <w:color w:val="FFFFFF" w:themeColor="background1"/>
+                <w:kern w:val="0"/>
+                <w:lang w:eastAsia="en-GB"/>
+                <w14:ligatures w14:val="none"/>
+              </w:rPr>
+            </w:pPr>
+            <w:r>
+              <w:rPr>
+                <w:rFonts w:ascii="Helvetica" w:eastAsia="Times New Roman" w:hAnsi="Helvetica" w:cs="Times New Roman"/>
+                <w:color w:val="FFFFFF" w:themeColor="background1"/>
+                <w:kern w:val="0"/>
+                <w:lang w:eastAsia="en-GB"/>
+                <w14:ligatures w14:val="none"/>
+              </w:rPr>
+              <w:t>Features/Charts</w:t>
+            </w:r>
           </w:p>
         </w:tc>
         <w:tc>
@@ -1273,13 +1245,25 @@
           <w:p>
             <w:pPr>
               <w:spacing w:after="0" w:line="240" w:lineRule="auto"/>
+              <w:jc w:val="center"/>
               <w:rPr>
                 <w:rFonts w:ascii="Helvetica" w:eastAsia="Times New Roman" w:hAnsi="Helvetica" w:cs="Times New Roman"/>
-                <w:kern w:val="0"/>
-                <w:lang w:eastAsia="en-GB"/>
-                <w14:ligatures w14:val="none"/>
-              </w:rPr>
-            </w:pPr>
+                <w:color w:val="FFFFFF" w:themeColor="background1"/>
+                <w:kern w:val="0"/>
+                <w:lang w:eastAsia="en-GB"/>
+                <w14:ligatures w14:val="none"/>
+              </w:rPr>
+            </w:pPr>
+            <w:r>
+              <w:rPr>
+                <w:rFonts w:ascii="Helvetica" w:eastAsia="Times New Roman" w:hAnsi="Helvetica" w:cs="Times New Roman"/>
+                <w:color w:val="FFFFFF" w:themeColor="background1"/>
+                <w:kern w:val="0"/>
+                <w:lang w:eastAsia="en-GB"/>
+                <w14:ligatures w14:val="none"/>
+              </w:rPr>
+              <w:t>Maps</w:t>
+            </w:r>
           </w:p>
         </w:tc>
         <w:tc>
@@ -1304,13 +1288,25 @@
           <w:p>
             <w:pPr>
               <w:spacing w:after="0" w:line="240" w:lineRule="auto"/>
+              <w:jc w:val="center"/>
               <w:rPr>
                 <w:rFonts w:ascii="Helvetica" w:eastAsia="Times New Roman" w:hAnsi="Helvetica" w:cs="Times New Roman"/>
-                <w:kern w:val="0"/>
-                <w:lang w:eastAsia="en-GB"/>
-                <w14:ligatures w14:val="none"/>
-              </w:rPr>
-            </w:pPr>
+                <w:color w:val="FFFFFF" w:themeColor="background1"/>
+                <w:kern w:val="0"/>
+                <w:lang w:eastAsia="en-GB"/>
+                <w14:ligatures w14:val="none"/>
+              </w:rPr>
+            </w:pPr>
+            <w:r>
+              <w:rPr>
+                <w:rFonts w:ascii="Helvetica" w:eastAsia="Times New Roman" w:hAnsi="Helvetica" w:cs="Times New Roman"/>
+                <w:color w:val="FFFFFF" w:themeColor="background1"/>
+                <w:kern w:val="0"/>
+                <w:lang w:eastAsia="en-GB"/>
+                <w14:ligatures w14:val="none"/>
+              </w:rPr>
+              <w:t>TDD/Images</w:t>
+            </w:r>
           </w:p>
         </w:tc>
         <w:tc>
@@ -1335,13 +1331,25 @@
           <w:p>
             <w:pPr>
               <w:spacing w:after="0" w:line="240" w:lineRule="auto"/>
+              <w:jc w:val="center"/>
               <w:rPr>
                 <w:rFonts w:ascii="Helvetica" w:eastAsia="Times New Roman" w:hAnsi="Helvetica" w:cs="Times New Roman"/>
-                <w:kern w:val="0"/>
-                <w:lang w:eastAsia="en-GB"/>
-                <w14:ligatures w14:val="none"/>
-              </w:rPr>
-            </w:pPr>
+                <w:color w:val="FFFFFF" w:themeColor="background1"/>
+                <w:kern w:val="0"/>
+                <w:lang w:eastAsia="en-GB"/>
+                <w14:ligatures w14:val="none"/>
+              </w:rPr>
+            </w:pPr>
+            <w:r>
+              <w:rPr>
+                <w:rFonts w:ascii="Helvetica" w:eastAsia="Times New Roman" w:hAnsi="Helvetica" w:cs="Times New Roman"/>
+                <w:color w:val="FFFFFF" w:themeColor="background1"/>
+                <w:kern w:val="0"/>
+                <w:lang w:eastAsia="en-GB"/>
+                <w14:ligatures w14:val="none"/>
+              </w:rPr>
+              <w:t>Authentication</w:t>
+            </w:r>
           </w:p>
         </w:tc>
         <w:tc>
@@ -1366,19 +1374,43 @@
           <w:p>
             <w:pPr>
               <w:spacing w:after="0" w:line="240" w:lineRule="auto"/>
+              <w:jc w:val="center"/>
               <w:rPr>
                 <w:rFonts w:ascii="Helvetica" w:eastAsia="Times New Roman" w:hAnsi="Helvetica" w:cs="Times New Roman"/>
-                <w:kern w:val="0"/>
-                <w:lang w:eastAsia="en-GB"/>
-                <w14:ligatures w14:val="none"/>
-              </w:rPr>
-            </w:pPr>
+                <w:color w:val="FFFFFF" w:themeColor="background1"/>
+                <w:kern w:val="0"/>
+                <w:lang w:eastAsia="en-GB"/>
+                <w14:ligatures w14:val="none"/>
+              </w:rPr>
+            </w:pPr>
+            <w:proofErr w:type="spellStart"/>
+            <w:r>
+              <w:rPr>
+                <w:rFonts w:ascii="Helvetica" w:eastAsia="Times New Roman" w:hAnsi="Helvetica" w:cs="Times New Roman"/>
+                <w:color w:val="FFFFFF" w:themeColor="background1"/>
+                <w:kern w:val="0"/>
+                <w:lang w:eastAsia="en-GB"/>
+                <w14:ligatures w14:val="none"/>
+              </w:rPr>
+              <w:t>Devops</w:t>
+            </w:r>
+            <w:proofErr w:type="spellEnd"/>
+            <w:r>
+              <w:rPr>
+                <w:rFonts w:ascii="Helvetica" w:eastAsia="Times New Roman" w:hAnsi="Helvetica" w:cs="Times New Roman"/>
+                <w:color w:val="FFFFFF" w:themeColor="background1"/>
+                <w:kern w:val="0"/>
+                <w:lang w:eastAsia="en-GB"/>
+                <w14:ligatures w14:val="none"/>
+              </w:rPr>
+              <w:t>/Architecture</w:t>
+            </w:r>
           </w:p>
         </w:tc>
       </w:tr>
       <w:tr>
         <w:trPr>
-          <w:trHeight w:val="2050"/>
+          <w:trHeight w:val="1427"/>
         </w:trPr>
         <w:tc>
           <w:tcPr>
@@ -1420,31 +1452,7 @@
                 <w:lang w:eastAsia="en-GB"/>
                 <w14:ligatures w14:val="none"/>
               </w:rPr>
-              <w:t>Max</w:t>
-            </w:r>
-          </w:p>
-          <w:p>
-            <w:pPr>
-              <w:spacing w:after="0" w:line="240" w:lineRule="auto"/>
-              <w:jc w:val="center"/>
-              <w:rPr>
-                <w:rFonts w:ascii="Times New Roman" w:eastAsia="Times New Roman" w:hAnsi="Times New Roman" w:cs="Times New Roman"/>
-                <w:kern w:val="0"/>
-                <w:lang w:eastAsia="en-GB"/>
-                <w14:ligatures w14:val="none"/>
-              </w:rPr>
-            </w:pPr>
-            <w:r>
-              <w:rPr>
-                <w:rFonts w:ascii="Helvetica Neue" w:eastAsia="Times New Roman" w:hAnsi="Helvetica Neue" w:cs="Times New Roman"/>
-                <w:b/>
-                <w:bCs/>
-                <w:color w:val="343434"/>
-                <w:kern w:val="0"/>
-                <w:lang w:eastAsia="en-GB"/>
-                <w14:ligatures w14:val="none"/>
-              </w:rPr>
-              <w:t>70%</w:t>
+              <w:t>Level 3</w:t>
             </w:r>
           </w:p>
         </w:tc>
@@ -1713,9 +1721,29 @@
                 <w:lang w:eastAsia="en-GB"/>
                 <w14:ligatures w14:val="none"/>
               </w:rPr>
-              <w:t>Max</w:t>
-            </w:r>
-          </w:p>
+              <w:t>Level 4</w:t>
+            </w:r>
+          </w:p>
+        </w:tc>
+        <w:tc>
+          <w:tcPr>
+            <w:tcW w:w="2446" w:type="dxa"/>
+            <w:tcBorders>
+              <w:top w:val="single" w:sz="6" w:space="0" w:color="9A9A9A"/>
+              <w:left w:val="single" w:sz="6" w:space="0" w:color="9A9A9A"/>
+              <w:bottom w:val="single" w:sz="6" w:space="0" w:color="9A9A9A"/>
+              <w:right w:val="single" w:sz="6" w:space="0" w:color="9A9A9A"/>
+            </w:tcBorders>
+            <w:shd w:val="clear" w:color="auto" w:fill="FFFFFF"/>
+            <w:tcMar>
+              <w:top w:w="60" w:type="dxa"/>
+              <w:left w:w="60" w:type="dxa"/>
+              <w:bottom w:w="60" w:type="dxa"/>
+              <w:right w:w="60" w:type="dxa"/>
+            </w:tcMar>
+            <w:vAlign w:val="center"/>
+            <w:hideMark/>
+          </w:tcPr>
           <w:p>
             <w:pPr>
               <w:spacing w:after="0" w:line="240" w:lineRule="auto"/>
@@ -1728,6 +1756,222 @@
               </w:rPr>
             </w:pPr>
             <w:r>
+              <w:rPr>
+                <w:rFonts w:ascii="Helvetica Neue" w:eastAsia="Times New Roman" w:hAnsi="Helvetica Neue" w:cs="Times New Roman"/>
+                <w:i/>
+                <w:iCs/>
+                <w:color w:val="343434"/>
+                <w:kern w:val="0"/>
+                <w:lang w:eastAsia="en-GB"/>
+                <w14:ligatures w14:val="none"/>
+              </w:rPr>
+              <w:t>Enter your comments here</w:t>
+            </w:r>
+          </w:p>
+        </w:tc>
+        <w:tc>
+          <w:tcPr>
+            <w:tcW w:w="2543" w:type="dxa"/>
+            <w:tcBorders>
+              <w:top w:val="single" w:sz="6" w:space="0" w:color="9A9A9A"/>
+              <w:left w:val="single" w:sz="6" w:space="0" w:color="9A9A9A"/>
+              <w:bottom w:val="single" w:sz="6" w:space="0" w:color="9A9A9A"/>
+              <w:right w:val="single" w:sz="6" w:space="0" w:color="9A9A9A"/>
+            </w:tcBorders>
+            <w:shd w:val="clear" w:color="auto" w:fill="FFFFFF"/>
+            <w:tcMar>
+              <w:top w:w="60" w:type="dxa"/>
+              <w:left w:w="60" w:type="dxa"/>
+              <w:bottom w:w="60" w:type="dxa"/>
+              <w:right w:w="60" w:type="dxa"/>
+            </w:tcMar>
+            <w:vAlign w:val="center"/>
+            <w:hideMark/>
+          </w:tcPr>
+          <w:p>
+            <w:pPr>
+              <w:spacing w:after="0" w:line="240" w:lineRule="auto"/>
+              <w:jc w:val="center"/>
+              <w:rPr>
+                <w:rFonts w:ascii="Times New Roman" w:eastAsia="Times New Roman" w:hAnsi="Times New Roman" w:cs="Times New Roman"/>
+                <w:kern w:val="0"/>
+                <w:lang w:eastAsia="en-GB"/>
+                <w14:ligatures w14:val="none"/>
+              </w:rPr>
+            </w:pPr>
+            <w:r>
+              <w:rPr>
+                <w:rFonts w:ascii="Helvetica Neue" w:eastAsia="Times New Roman" w:hAnsi="Helvetica Neue" w:cs="Times New Roman"/>
+                <w:i/>
+                <w:iCs/>
+                <w:color w:val="343434"/>
+                <w:kern w:val="0"/>
+                <w:lang w:eastAsia="en-GB"/>
+                <w14:ligatures w14:val="none"/>
+              </w:rPr>
+              <w:t>Enter your comments here</w:t>
+            </w:r>
+          </w:p>
+        </w:tc>
+        <w:tc>
+          <w:tcPr>
+            <w:tcW w:w="2575" w:type="dxa"/>
+            <w:tcBorders>
+              <w:top w:val="single" w:sz="6" w:space="0" w:color="9A9A9A"/>
+              <w:left w:val="single" w:sz="6" w:space="0" w:color="9A9A9A"/>
+              <w:bottom w:val="single" w:sz="6" w:space="0" w:color="9A9A9A"/>
+              <w:right w:val="single" w:sz="6" w:space="0" w:color="9A9A9A"/>
+            </w:tcBorders>
+            <w:shd w:val="clear" w:color="auto" w:fill="FFFFFF"/>
+            <w:tcMar>
+              <w:top w:w="60" w:type="dxa"/>
+              <w:left w:w="60" w:type="dxa"/>
+              <w:bottom w:w="60" w:type="dxa"/>
+              <w:right w:w="60" w:type="dxa"/>
+            </w:tcMar>
+            <w:vAlign w:val="center"/>
+            <w:hideMark/>
+          </w:tcPr>
+          <w:p>
+            <w:pPr>
+              <w:spacing w:after="0" w:line="240" w:lineRule="auto"/>
+              <w:jc w:val="center"/>
+              <w:rPr>
+                <w:rFonts w:ascii="Times New Roman" w:eastAsia="Times New Roman" w:hAnsi="Times New Roman" w:cs="Times New Roman"/>
+                <w:kern w:val="0"/>
+                <w:lang w:eastAsia="en-GB"/>
+                <w14:ligatures w14:val="none"/>
+              </w:rPr>
+            </w:pPr>
+            <w:r>
+              <w:rPr>
+                <w:rFonts w:ascii="Helvetica Neue" w:eastAsia="Times New Roman" w:hAnsi="Helvetica Neue" w:cs="Times New Roman"/>
+                <w:i/>
+                <w:iCs/>
+                <w:color w:val="343434"/>
+                <w:kern w:val="0"/>
+                <w:lang w:eastAsia="en-GB"/>
+                <w14:ligatures w14:val="none"/>
+              </w:rPr>
+              <w:t>Enter your comments here</w:t>
+            </w:r>
+          </w:p>
+        </w:tc>
+        <w:tc>
+          <w:tcPr>
+            <w:tcW w:w="2575" w:type="dxa"/>
+            <w:tcBorders>
+              <w:top w:val="single" w:sz="6" w:space="0" w:color="9A9A9A"/>
+              <w:left w:val="single" w:sz="6" w:space="0" w:color="9A9A9A"/>
+              <w:bottom w:val="single" w:sz="6" w:space="0" w:color="9A9A9A"/>
+              <w:right w:val="single" w:sz="6" w:space="0" w:color="9A9A9A"/>
+            </w:tcBorders>
+            <w:shd w:val="clear" w:color="auto" w:fill="FFFFFF"/>
+            <w:tcMar>
+              <w:top w:w="60" w:type="dxa"/>
+              <w:left w:w="60" w:type="dxa"/>
+              <w:bottom w:w="60" w:type="dxa"/>
+              <w:right w:w="60" w:type="dxa"/>
+            </w:tcMar>
+            <w:vAlign w:val="center"/>
+            <w:hideMark/>
+          </w:tcPr>
+          <w:p>
+            <w:pPr>
+              <w:spacing w:after="0" w:line="240" w:lineRule="auto"/>
+              <w:jc w:val="center"/>
+              <w:rPr>
+                <w:rFonts w:ascii="Times New Roman" w:eastAsia="Times New Roman" w:hAnsi="Times New Roman" w:cs="Times New Roman"/>
+                <w:kern w:val="0"/>
+                <w:lang w:eastAsia="en-GB"/>
+                <w14:ligatures w14:val="none"/>
+              </w:rPr>
+            </w:pPr>
+            <w:r>
+              <w:rPr>
+                <w:rFonts w:ascii="Helvetica Neue" w:eastAsia="Times New Roman" w:hAnsi="Helvetica Neue" w:cs="Times New Roman"/>
+                <w:i/>
+                <w:iCs/>
+                <w:color w:val="343434"/>
+                <w:kern w:val="0"/>
+                <w:lang w:eastAsia="en-GB"/>
+                <w14:ligatures w14:val="none"/>
+              </w:rPr>
+              <w:t>Enter your comments here</w:t>
+            </w:r>
+          </w:p>
+        </w:tc>
+        <w:tc>
+          <w:tcPr>
+            <w:tcW w:w="3234" w:type="dxa"/>
+            <w:tcBorders>
+              <w:top w:val="single" w:sz="6" w:space="0" w:color="9A9A9A"/>
+              <w:left w:val="single" w:sz="6" w:space="0" w:color="9A9A9A"/>
+              <w:bottom w:val="single" w:sz="6" w:space="0" w:color="9A9A9A"/>
+              <w:right w:val="single" w:sz="6" w:space="0" w:color="9A9A9A"/>
+            </w:tcBorders>
+            <w:shd w:val="clear" w:color="auto" w:fill="FFFFFF"/>
+            <w:tcMar>
+              <w:top w:w="60" w:type="dxa"/>
+              <w:left w:w="60" w:type="dxa"/>
+              <w:bottom w:w="60" w:type="dxa"/>
+              <w:right w:w="60" w:type="dxa"/>
+            </w:tcMar>
+            <w:vAlign w:val="center"/>
+            <w:hideMark/>
+          </w:tcPr>
+          <w:p>
+            <w:pPr>
+              <w:spacing w:after="0" w:line="240" w:lineRule="auto"/>
+              <w:jc w:val="center"/>
+              <w:rPr>
+                <w:rFonts w:ascii="Times New Roman" w:eastAsia="Times New Roman" w:hAnsi="Times New Roman" w:cs="Times New Roman"/>
+                <w:kern w:val="0"/>
+                <w:lang w:eastAsia="en-GB"/>
+                <w14:ligatures w14:val="none"/>
+              </w:rPr>
+            </w:pPr>
+            <w:r>
+              <w:rPr>
+                <w:rFonts w:ascii="Helvetica Neue" w:eastAsia="Times New Roman" w:hAnsi="Helvetica Neue" w:cs="Times New Roman"/>
+                <w:i/>
+                <w:iCs/>
+                <w:color w:val="343434"/>
+                <w:kern w:val="0"/>
+                <w:lang w:eastAsia="en-GB"/>
+                <w14:ligatures w14:val="none"/>
+              </w:rPr>
+              <w:t>Enter your comments here</w:t>
+            </w:r>
+          </w:p>
+        </w:tc>
+      </w:tr>
+      <w:tr>
+        <w:trPr>
+          <w:trHeight w:val="1060"/>
+        </w:trPr>
+        <w:tc>
+          <w:tcPr>
+            <w:tcW w:w="1739" w:type="dxa"/>
+            <w:tcBorders>
+              <w:top w:val="single" w:sz="6" w:space="0" w:color="9A9A9A"/>
+              <w:left w:val="single" w:sz="6" w:space="0" w:color="9A9A9A"/>
+              <w:bottom w:val="single" w:sz="6" w:space="0" w:color="9A9A9A"/>
+              <w:right w:val="single" w:sz="6" w:space="0" w:color="9A9A9A"/>
+            </w:tcBorders>
+            <w:shd w:val="clear" w:color="auto" w:fill="E3E3E3"/>
+            <w:tcMar>
+              <w:top w:w="60" w:type="dxa"/>
+              <w:left w:w="60" w:type="dxa"/>
+              <w:bottom w:w="60" w:type="dxa"/>
+              <w:right w:w="60" w:type="dxa"/>
+            </w:tcMar>
+            <w:vAlign w:val="center"/>
+          </w:tcPr>
+          <w:p>
+            <w:pPr>
+              <w:spacing w:after="0" w:line="240" w:lineRule="auto"/>
+              <w:jc w:val="center"/>
               <w:rPr>
                 <w:rFonts w:ascii="Helvetica Neue" w:eastAsia="Times New Roman" w:hAnsi="Helvetica Neue" w:cs="Times New Roman"/>
                 <w:b/>
@@ -1737,13 +1981,25 @@
                 <w:lang w:eastAsia="en-GB"/>
                 <w14:ligatures w14:val="none"/>
               </w:rPr>
-              <w:t>100%</w:t>
-            </w:r>
-          </w:p>
-        </w:tc>
-        <w:tc>
-          <w:tcPr>
-            <w:tcW w:w="2446" w:type="dxa"/>
+            </w:pPr>
+            <w:r>
+              <w:rPr>
+                <w:rFonts w:ascii="Helvetica Neue" w:eastAsia="Times New Roman" w:hAnsi="Helvetica Neue" w:cs="Times New Roman"/>
+                <w:b/>
+                <w:bCs/>
+                <w:color w:val="343434"/>
+                <w:kern w:val="0"/>
+                <w:lang w:eastAsia="en-GB"/>
+                <w14:ligatures w14:val="none"/>
+              </w:rPr>
+              <w:t>Level 5</w:t>
+            </w:r>
+          </w:p>
+        </w:tc>
+        <w:tc>
+          <w:tcPr>
+            <w:tcW w:w="13373" w:type="dxa"/>
+            <w:gridSpan w:val="5"/>
             <w:tcBorders>
               <w:top w:val="single" w:sz="6" w:space="0" w:color="9A9A9A"/>
               <w:left w:val="single" w:sz="6" w:space="0" w:color="9A9A9A"/>
@@ -1758,20 +2014,11 @@
               <w:right w:w="60" w:type="dxa"/>
             </w:tcMar>
             <w:vAlign w:val="center"/>
-            <w:hideMark/>
-          </w:tcPr>
-          <w:p>
-            <w:pPr>
-              <w:spacing w:after="0" w:line="240" w:lineRule="auto"/>
-              <w:jc w:val="center"/>
-              <w:rPr>
-                <w:rFonts w:ascii="Times New Roman" w:eastAsia="Times New Roman" w:hAnsi="Times New Roman" w:cs="Times New Roman"/>
-                <w:kern w:val="0"/>
-                <w:lang w:eastAsia="en-GB"/>
-                <w14:ligatures w14:val="none"/>
-              </w:rPr>
-            </w:pPr>
-            <w:r>
+          </w:tcPr>
+          <w:p>
+            <w:pPr>
+              <w:spacing w:after="0" w:line="240" w:lineRule="auto"/>
+              <w:jc w:val="center"/>
               <w:rPr>
                 <w:rFonts w:ascii="Helvetica Neue" w:eastAsia="Times New Roman" w:hAnsi="Helvetica Neue" w:cs="Times New Roman"/>
                 <w:i/>
@@ -1781,39 +2028,6 @@
                 <w:lang w:eastAsia="en-GB"/>
                 <w14:ligatures w14:val="none"/>
               </w:rPr>
-              <w:t>Enter your comments here</w:t>
-            </w:r>
-          </w:p>
-        </w:tc>
-        <w:tc>
-          <w:tcPr>
-            <w:tcW w:w="2543" w:type="dxa"/>
-            <w:tcBorders>
-              <w:top w:val="single" w:sz="6" w:space="0" w:color="9A9A9A"/>
-              <w:left w:val="single" w:sz="6" w:space="0" w:color="9A9A9A"/>
-              <w:bottom w:val="single" w:sz="6" w:space="0" w:color="9A9A9A"/>
-              <w:right w:val="single" w:sz="6" w:space="0" w:color="9A9A9A"/>
-            </w:tcBorders>
-            <w:shd w:val="clear" w:color="auto" w:fill="FFFFFF"/>
-            <w:tcMar>
-              <w:top w:w="60" w:type="dxa"/>
-              <w:left w:w="60" w:type="dxa"/>
-              <w:bottom w:w="60" w:type="dxa"/>
-              <w:right w:w="60" w:type="dxa"/>
-            </w:tcMar>
-            <w:vAlign w:val="center"/>
-            <w:hideMark/>
-          </w:tcPr>
-          <w:p>
-            <w:pPr>
-              <w:spacing w:after="0" w:line="240" w:lineRule="auto"/>
-              <w:jc w:val="center"/>
-              <w:rPr>
-                <w:rFonts w:ascii="Times New Roman" w:eastAsia="Times New Roman" w:hAnsi="Times New Roman" w:cs="Times New Roman"/>
-                <w:kern w:val="0"/>
-                <w:lang w:eastAsia="en-GB"/>
-                <w14:ligatures w14:val="none"/>
-              </w:rPr>
             </w:pPr>
             <w:r>
               <w:rPr>
@@ -1825,148 +2039,22 @@
                 <w:lang w:eastAsia="en-GB"/>
                 <w14:ligatures w14:val="none"/>
               </w:rPr>
-              <w:t>Enter your comments here</w:t>
-            </w:r>
-          </w:p>
-        </w:tc>
-        <w:tc>
-          <w:tcPr>
-            <w:tcW w:w="2575" w:type="dxa"/>
-            <w:tcBorders>
-              <w:top w:val="single" w:sz="6" w:space="0" w:color="9A9A9A"/>
-              <w:left w:val="single" w:sz="6" w:space="0" w:color="9A9A9A"/>
-              <w:bottom w:val="single" w:sz="6" w:space="0" w:color="9A9A9A"/>
-              <w:right w:val="single" w:sz="6" w:space="0" w:color="9A9A9A"/>
-            </w:tcBorders>
-            <w:shd w:val="clear" w:color="auto" w:fill="FFFFFF"/>
-            <w:tcMar>
-              <w:top w:w="60" w:type="dxa"/>
-              <w:left w:w="60" w:type="dxa"/>
-              <w:bottom w:w="60" w:type="dxa"/>
-              <w:right w:w="60" w:type="dxa"/>
-            </w:tcMar>
-            <w:vAlign w:val="center"/>
-            <w:hideMark/>
-          </w:tcPr>
-          <w:p>
-            <w:pPr>
-              <w:spacing w:after="0" w:line="240" w:lineRule="auto"/>
-              <w:jc w:val="center"/>
-              <w:rPr>
-                <w:rFonts w:ascii="Times New Roman" w:eastAsia="Times New Roman" w:hAnsi="Times New Roman" w:cs="Times New Roman"/>
-                <w:kern w:val="0"/>
-                <w:lang w:eastAsia="en-GB"/>
-                <w14:ligatures w14:val="none"/>
-              </w:rPr>
-            </w:pPr>
-            <w:r>
-              <w:rPr>
-                <w:rFonts w:ascii="Helvetica Neue" w:eastAsia="Times New Roman" w:hAnsi="Helvetica Neue" w:cs="Times New Roman"/>
-                <w:i/>
-                <w:iCs/>
-                <w:color w:val="343434"/>
-                <w:kern w:val="0"/>
-                <w:lang w:eastAsia="en-GB"/>
-                <w14:ligatures w14:val="none"/>
-              </w:rPr>
-              <w:t>Enter your comments here</w:t>
-            </w:r>
-          </w:p>
-        </w:tc>
-        <w:tc>
-          <w:tcPr>
-            <w:tcW w:w="2575" w:type="dxa"/>
-            <w:tcBorders>
-              <w:top w:val="single" w:sz="6" w:space="0" w:color="9A9A9A"/>
-              <w:left w:val="single" w:sz="6" w:space="0" w:color="9A9A9A"/>
-              <w:bottom w:val="single" w:sz="6" w:space="0" w:color="9A9A9A"/>
-              <w:right w:val="single" w:sz="6" w:space="0" w:color="9A9A9A"/>
-            </w:tcBorders>
-            <w:shd w:val="clear" w:color="auto" w:fill="FFFFFF"/>
-            <w:tcMar>
-              <w:top w:w="60" w:type="dxa"/>
-              <w:left w:w="60" w:type="dxa"/>
-              <w:bottom w:w="60" w:type="dxa"/>
-              <w:right w:w="60" w:type="dxa"/>
-            </w:tcMar>
-            <w:vAlign w:val="center"/>
-            <w:hideMark/>
-          </w:tcPr>
-          <w:p>
-            <w:pPr>
-              <w:spacing w:after="0" w:line="240" w:lineRule="auto"/>
-              <w:jc w:val="center"/>
-              <w:rPr>
-                <w:rFonts w:ascii="Times New Roman" w:eastAsia="Times New Roman" w:hAnsi="Times New Roman" w:cs="Times New Roman"/>
-                <w:kern w:val="0"/>
-                <w:lang w:eastAsia="en-GB"/>
-                <w14:ligatures w14:val="none"/>
-              </w:rPr>
-            </w:pPr>
-            <w:r>
-              <w:rPr>
-                <w:rFonts w:ascii="Helvetica Neue" w:eastAsia="Times New Roman" w:hAnsi="Helvetica Neue" w:cs="Times New Roman"/>
-                <w:i/>
-                <w:iCs/>
-                <w:color w:val="343434"/>
-                <w:kern w:val="0"/>
-                <w:lang w:eastAsia="en-GB"/>
-                <w14:ligatures w14:val="none"/>
-              </w:rPr>
-              <w:t>Enter your comments here</w:t>
-            </w:r>
-          </w:p>
-        </w:tc>
-        <w:tc>
-          <w:tcPr>
-            <w:tcW w:w="3234" w:type="dxa"/>
-            <w:tcBorders>
-              <w:top w:val="single" w:sz="6" w:space="0" w:color="9A9A9A"/>
-              <w:left w:val="single" w:sz="6" w:space="0" w:color="9A9A9A"/>
-              <w:bottom w:val="single" w:sz="6" w:space="0" w:color="9A9A9A"/>
-              <w:right w:val="single" w:sz="6" w:space="0" w:color="9A9A9A"/>
-            </w:tcBorders>
-            <w:shd w:val="clear" w:color="auto" w:fill="FFFFFF"/>
-            <w:tcMar>
-              <w:top w:w="60" w:type="dxa"/>
-              <w:left w:w="60" w:type="dxa"/>
-              <w:bottom w:w="60" w:type="dxa"/>
-              <w:right w:w="60" w:type="dxa"/>
-            </w:tcMar>
-            <w:vAlign w:val="center"/>
-            <w:hideMark/>
-          </w:tcPr>
-          <w:p>
-            <w:pPr>
-              <w:spacing w:after="0" w:line="240" w:lineRule="auto"/>
-              <w:jc w:val="center"/>
-              <w:rPr>
-                <w:rFonts w:ascii="Times New Roman" w:eastAsia="Times New Roman" w:hAnsi="Times New Roman" w:cs="Times New Roman"/>
-                <w:kern w:val="0"/>
-                <w:lang w:eastAsia="en-GB"/>
-                <w14:ligatures w14:val="none"/>
-              </w:rPr>
-            </w:pPr>
-            <w:r>
-              <w:rPr>
-                <w:rFonts w:ascii="Helvetica Neue" w:eastAsia="Times New Roman" w:hAnsi="Helvetica Neue" w:cs="Times New Roman"/>
-                <w:i/>
-                <w:iCs/>
-                <w:color w:val="343434"/>
-                <w:kern w:val="0"/>
-                <w:lang w:eastAsia="en-GB"/>
-                <w14:ligatures w14:val="none"/>
-              </w:rPr>
-              <w:t>Enter your comments here</w:t>
+              <w:t>Propose one or more innovative features, techniques or capabilities.</w:t>
             </w:r>
           </w:p>
         </w:tc>
       </w:tr>
     </w:tbl>
-    <w:p/>
+    <w:p>
+      <w:pPr>
+        <w:tabs>
+          <w:tab w:val="left" w:pos="1520"/>
+        </w:tabs>
+      </w:pPr>
+    </w:p>
     <w:sectPr>
       <w:pgSz w:w="16838" w:h="11906" w:orient="landscape"/>
-      <w:pgMar w:top="1440" w:right="1440" w:bottom="1440" w:left="1440" w:header="708" w:footer="708" w:gutter="0"/>
+      <w:pgMar w:top="880" w:right="1440" w:bottom="1440" w:left="1440" w:header="708" w:footer="708" w:gutter="0"/>
       <w:cols w:space="708"/>
       <w:docGrid w:linePitch="360"/>
     </w:sectPr>
